--- a/outputs/mrv-operational-documents/MRV_Analyst_Onsite_Interview_Prep_2026-10-14.docx
+++ b/outputs/mrv-operational-documents/MRV_Analyst_Onsite_Interview_Prep_2026-10-14.docx
@@ -36,16 +36,16 @@
         <w:tblLook w:firstColumn="1" w:firstRow="1" w:lastColumn="0" w:lastRow="0" w:noHBand="0" w:noVBand="1" w:val="04A0"/>
       </w:tblPr>
       <w:tblGrid>
-        <w:gridCol w:w="1930"/>
-        <w:gridCol w:w="1930"/>
-        <w:gridCol w:w="1930"/>
-        <w:gridCol w:w="1930"/>
-        <w:gridCol w:w="1930"/>
+        <w:gridCol w:w="4824"/>
+        <w:gridCol w:w="4824"/>
       </w:tblGrid>
       <w:tr>
+        <w:trPr>
+          <w:cantSplit/>
+        </w:trPr>
         <w:tc>
           <w:tcPr>
-            <w:tcW w:type="dxa" w:w="2304"/>
+            <w:tcW w:type="dxa" w:w="3168"/>
             <w:shd w:val="clear" w:color="auto" w:fill="D6E4F0"/>
           </w:tcPr>
           <w:p>
@@ -61,7 +61,7 @@
         </w:tc>
         <w:tc>
           <w:tcPr>
-            <w:tcW w:type="dxa" w:w="3024"/>
+            <w:tcW w:type="dxa" w:w="3744"/>
             <w:shd w:val="clear" w:color="auto" w:fill="D6E4F0"/>
           </w:tcPr>
           <w:p>
@@ -75,65 +75,14 @@
             </w:r>
           </w:p>
         </w:tc>
+      </w:tr>
+      <w:tr>
+        <w:trPr>
+          <w:cantSplit/>
+        </w:trPr>
         <w:tc>
           <w:tcPr>
-            <w:tcW w:type="dxa" w:w="1512"/>
-            <w:shd w:val="clear" w:color="auto" w:fill="D6E4F0"/>
-          </w:tcPr>
-          <w:p>
-            <w:r/>
-            <w:r>
-              <w:rPr>
-                <w:b/>
-                <w:sz w:val="20"/>
-              </w:rPr>
-              <w:t>Recruiter screen</w:t>
-              <w:br/>
-              <w:t>(Erik)</w:t>
-            </w:r>
-          </w:p>
-        </w:tc>
-        <w:tc>
-          <w:tcPr>
-            <w:tcW w:type="dxa" w:w="1368"/>
-            <w:shd w:val="clear" w:color="auto" w:fill="D6E4F0"/>
-          </w:tcPr>
-          <w:p>
-            <w:r/>
-            <w:r>
-              <w:rPr>
-                <w:b/>
-                <w:sz w:val="20"/>
-              </w:rPr>
-              <w:t>HM screen</w:t>
-              <w:br/>
-              <w:t>(Max)</w:t>
-            </w:r>
-          </w:p>
-        </w:tc>
-        <w:tc>
-          <w:tcPr>
-            <w:tcW w:type="dxa" w:w="1440"/>
-            <w:shd w:val="clear" w:color="auto" w:fill="D6E4F0"/>
-          </w:tcPr>
-          <w:p>
-            <w:r/>
-            <w:r>
-              <w:rPr>
-                <w:b/>
-                <w:sz w:val="20"/>
-              </w:rPr>
-              <w:t>Technical</w:t>
-              <w:br/>
-              <w:t>(Garrett)</w:t>
-            </w:r>
-          </w:p>
-        </w:tc>
-      </w:tr>
-      <w:tr>
-        <w:tc>
-          <w:tcPr>
-            <w:tcW w:type="dxa" w:w="2304"/>
+            <w:tcW w:type="dxa" w:w="3168"/>
           </w:tcPr>
           <w:p>
             <w:pPr>
@@ -150,7 +99,7 @@
         </w:tc>
         <w:tc>
           <w:tcPr>
-            <w:tcW w:type="dxa" w:w="3024"/>
+            <w:tcW w:type="dxa" w:w="3744"/>
           </w:tcPr>
           <w:p>
             <w:pPr>
@@ -165,62 +114,14 @@
             </w:r>
           </w:p>
         </w:tc>
+      </w:tr>
+      <w:tr>
+        <w:trPr>
+          <w:cantSplit/>
+        </w:trPr>
         <w:tc>
           <w:tcPr>
-            <w:tcW w:type="dxa" w:w="1512"/>
-          </w:tcPr>
-          <w:p>
-            <w:pPr>
-              <w:spacing w:after="40"/>
-            </w:pPr>
-            <w:r/>
-            <w:r>
-              <w:rPr>
-                <w:sz w:val="20"/>
-              </w:rPr>
-              <w:t>3</w:t>
-            </w:r>
-          </w:p>
-        </w:tc>
-        <w:tc>
-          <w:tcPr>
-            <w:tcW w:type="dxa" w:w="1368"/>
-          </w:tcPr>
-          <w:p>
-            <w:pPr>
-              <w:spacing w:after="40"/>
-            </w:pPr>
-            <w:r/>
-            <w:r>
-              <w:rPr>
-                <w:sz w:val="20"/>
-              </w:rPr>
-              <w:t>4</w:t>
-            </w:r>
-          </w:p>
-        </w:tc>
-        <w:tc>
-          <w:tcPr>
-            <w:tcW w:type="dxa" w:w="1440"/>
-          </w:tcPr>
-          <w:p>
-            <w:pPr>
-              <w:spacing w:after="40"/>
-            </w:pPr>
-            <w:r/>
-            <w:r>
-              <w:rPr>
-                <w:sz w:val="20"/>
-              </w:rPr>
-              <w:t>4</w:t>
-            </w:r>
-          </w:p>
-        </w:tc>
-      </w:tr>
-      <w:tr>
-        <w:tc>
-          <w:tcPr>
-            <w:tcW w:type="dxa" w:w="2304"/>
+            <w:tcW w:type="dxa" w:w="3168"/>
           </w:tcPr>
           <w:p>
             <w:pPr>
@@ -237,7 +138,7 @@
         </w:tc>
         <w:tc>
           <w:tcPr>
-            <w:tcW w:type="dxa" w:w="3024"/>
+            <w:tcW w:type="dxa" w:w="3744"/>
           </w:tcPr>
           <w:p>
             <w:pPr>
@@ -252,62 +153,14 @@
             </w:r>
           </w:p>
         </w:tc>
+      </w:tr>
+      <w:tr>
+        <w:trPr>
+          <w:cantSplit/>
+        </w:trPr>
         <w:tc>
           <w:tcPr>
-            <w:tcW w:type="dxa" w:w="1512"/>
-          </w:tcPr>
-          <w:p>
-            <w:pPr>
-              <w:spacing w:after="40"/>
-            </w:pPr>
-            <w:r/>
-            <w:r>
-              <w:rPr>
-                <w:sz w:val="20"/>
-              </w:rPr>
-              <w:t>4</w:t>
-            </w:r>
-          </w:p>
-        </w:tc>
-        <w:tc>
-          <w:tcPr>
-            <w:tcW w:type="dxa" w:w="1368"/>
-          </w:tcPr>
-          <w:p>
-            <w:pPr>
-              <w:spacing w:after="40"/>
-            </w:pPr>
-            <w:r/>
-            <w:r>
-              <w:rPr>
-                <w:sz w:val="20"/>
-              </w:rPr>
-              <w:t>4</w:t>
-            </w:r>
-          </w:p>
-        </w:tc>
-        <w:tc>
-          <w:tcPr>
-            <w:tcW w:type="dxa" w:w="1440"/>
-          </w:tcPr>
-          <w:p>
-            <w:pPr>
-              <w:spacing w:after="40"/>
-            </w:pPr>
-            <w:r/>
-            <w:r>
-              <w:rPr>
-                <w:sz w:val="20"/>
-              </w:rPr>
-              <w:t>3</w:t>
-            </w:r>
-          </w:p>
-        </w:tc>
-      </w:tr>
-      <w:tr>
-        <w:tc>
-          <w:tcPr>
-            <w:tcW w:type="dxa" w:w="2304"/>
+            <w:tcW w:type="dxa" w:w="3168"/>
           </w:tcPr>
           <w:p>
             <w:pPr>
@@ -324,7 +177,7 @@
         </w:tc>
         <w:tc>
           <w:tcPr>
-            <w:tcW w:type="dxa" w:w="3024"/>
+            <w:tcW w:type="dxa" w:w="3744"/>
           </w:tcPr>
           <w:p>
             <w:pPr>
@@ -336,57 +189,6 @@
                 <w:sz w:val="20"/>
               </w:rPr>
               <w:t>Wed 10/21, from 11:15 am MDT</w:t>
-            </w:r>
-          </w:p>
-        </w:tc>
-        <w:tc>
-          <w:tcPr>
-            <w:tcW w:type="dxa" w:w="1512"/>
-          </w:tcPr>
-          <w:p>
-            <w:pPr>
-              <w:spacing w:after="40"/>
-            </w:pPr>
-            <w:r/>
-            <w:r>
-              <w:rPr>
-                <w:sz w:val="20"/>
-              </w:rPr>
-              <w:t>4</w:t>
-            </w:r>
-          </w:p>
-        </w:tc>
-        <w:tc>
-          <w:tcPr>
-            <w:tcW w:type="dxa" w:w="1368"/>
-          </w:tcPr>
-          <w:p>
-            <w:pPr>
-              <w:spacing w:after="40"/>
-            </w:pPr>
-            <w:r/>
-            <w:r>
-              <w:rPr>
-                <w:sz w:val="20"/>
-              </w:rPr>
-              <w:t>3</w:t>
-            </w:r>
-          </w:p>
-        </w:tc>
-        <w:tc>
-          <w:tcPr>
-            <w:tcW w:type="dxa" w:w="1440"/>
-          </w:tcPr>
-          <w:p>
-            <w:pPr>
-              <w:spacing w:after="40"/>
-            </w:pPr>
-            <w:r/>
-            <w:r>
-              <w:rPr>
-                <w:sz w:val="20"/>
-              </w:rPr>
-              <w:t>4</w:t>
             </w:r>
           </w:p>
         </w:tc>
@@ -402,7 +204,28 @@
         <w:pStyle w:val="Heading1"/>
       </w:pPr>
       <w:r>
-        <w:t>2. Already asked — do not repeat</w:t>
+        <w:t>2. Technical presentation</w:t>
+      </w:r>
+    </w:p>
+    <w:p>
+      <w:pPr>
+        <w:pStyle w:val="Heading2"/>
+      </w:pPr>
+      <w:r>
+        <w:t>Recommendation: Option A, "Close the Month"</w:t>
+      </w:r>
+    </w:p>
+    <w:p>
+      <w:r>
+        <w:t>Every round so far has been verbal. Option A shows work product, uses no Charm data, and gives all three candidates the same problem. It tests recurring-process ownership, materiality, gap-filling and verifier communication as concrete decisions.</w:t>
+      </w:r>
+    </w:p>
+    <w:p>
+      <w:pPr>
+        <w:pStyle w:val="Heading2"/>
+      </w:pPr>
+      <w:r>
+        <w:t>Alternatives</w:t>
       </w:r>
     </w:p>
     <w:tbl>
@@ -412,13 +235,63 @@
         <w:tblLook w:firstColumn="1" w:firstRow="1" w:lastColumn="0" w:lastRow="0" w:noHBand="0" w:noVBand="1" w:val="04A0"/>
       </w:tblPr>
       <w:tblGrid>
-        <w:gridCol w:w="4824"/>
-        <w:gridCol w:w="4824"/>
+        <w:gridCol w:w="2412"/>
+        <w:gridCol w:w="2412"/>
+        <w:gridCol w:w="2412"/>
+        <w:gridCol w:w="2412"/>
       </w:tblGrid>
       <w:tr>
         <w:trPr>
           <w:cantSplit/>
         </w:trPr>
+        <w:tc>
+          <w:tcPr>
+            <w:tcW w:type="dxa" w:w="1800"/>
+            <w:shd w:val="clear" w:color="auto" w:fill="D6E4F0"/>
+          </w:tcPr>
+          <w:p>
+            <w:r/>
+            <w:r>
+              <w:rPr>
+                <w:b/>
+                <w:sz w:val="20"/>
+              </w:rPr>
+              <w:t>Option</w:t>
+            </w:r>
+          </w:p>
+        </w:tc>
+        <w:tc>
+          <w:tcPr>
+            <w:tcW w:type="dxa" w:w="3312"/>
+            <w:shd w:val="clear" w:color="auto" w:fill="D6E4F0"/>
+          </w:tcPr>
+          <w:p>
+            <w:r/>
+            <w:r>
+              <w:rPr>
+                <w:b/>
+                <w:sz w:val="20"/>
+              </w:rPr>
+              <w:t>What the candidate does</w:t>
+            </w:r>
+          </w:p>
+        </w:tc>
+        <w:tc>
+          <w:tcPr>
+            <w:tcW w:type="dxa" w:w="2232"/>
+            <w:shd w:val="clear" w:color="auto" w:fill="D6E4F0"/>
+          </w:tcPr>
+          <w:p>
+            <w:r/>
+            <w:r>
+              <w:rPr>
+                <w:b/>
+                <w:sz w:val="20"/>
+              </w:rPr>
+              <w:t>Tests</w:t>
+            </w:r>
+          </w:p>
+        </w:tc>
         <w:tc>
           <w:tcPr>
             <w:tcW w:type="dxa" w:w="2304"/>
@@ -431,23 +304,7 @@
                 <w:b/>
                 <w:sz w:val="20"/>
               </w:rPr>
-              <w:t>Round</w:t>
-            </w:r>
-          </w:p>
-        </w:tc>
-        <w:tc>
-          <w:tcPr>
-            <w:tcW w:type="dxa" w:w="7344"/>
-            <w:shd w:val="clear" w:color="auto" w:fill="D6E4F0"/>
-          </w:tcPr>
-          <w:p>
-            <w:r/>
-            <w:r>
-              <w:rPr>
-                <w:b/>
-                <w:sz w:val="20"/>
-              </w:rPr>
-              <w:t>Questions</w:t>
+              <w:t>Drawbacks</w:t>
             </w:r>
           </w:p>
         </w:tc>
@@ -456,6 +313,57 @@
         <w:trPr>
           <w:cantSplit/>
         </w:trPr>
+        <w:tc>
+          <w:tcPr>
+            <w:tcW w:type="dxa" w:w="1800"/>
+          </w:tcPr>
+          <w:p>
+            <w:pPr>
+              <w:spacing w:after="40"/>
+            </w:pPr>
+            <w:r/>
+            <w:r>
+              <w:rPr>
+                <w:sz w:val="20"/>
+              </w:rPr>
+              <w:t>B. Data work sample</w:t>
+            </w:r>
+          </w:p>
+        </w:tc>
+        <w:tc>
+          <w:tcPr>
+            <w:tcW w:type="dxa" w:w="3312"/>
+          </w:tcPr>
+          <w:p>
+            <w:pPr>
+              <w:spacing w:after="40"/>
+            </w:pPr>
+            <w:r/>
+            <w:r>
+              <w:rPr>
+                <w:sz w:val="20"/>
+              </w:rPr>
+              <w:t>Receives a small made-up spreadsheet (one month of deliveries, lab results, fuel and power data) with errors planted in it. Finds the errors, decides which matter, and presents a corrected total with an issues list.</w:t>
+            </w:r>
+          </w:p>
+        </w:tc>
+        <w:tc>
+          <w:tcPr>
+            <w:tcW w:type="dxa" w:w="2232"/>
+          </w:tcPr>
+          <w:p>
+            <w:pPr>
+              <w:spacing w:after="40"/>
+            </w:pPr>
+            <w:r/>
+            <w:r>
+              <w:rPr>
+                <w:sz w:val="20"/>
+              </w:rPr>
+              <w:t>Hands-on skill directly; cleanest comparison across candidates.</w:t>
+            </w:r>
+          </w:p>
+        </w:tc>
         <w:tc>
           <w:tcPr>
             <w:tcW w:type="dxa" w:w="2304"/>
@@ -469,13 +377,18 @@
               <w:rPr>
                 <w:sz w:val="20"/>
               </w:rPr>
-              <w:t>Recruiter screen (Erik)</w:t>
+              <w:t>Someone must build the spreadsheet and answer key before sending, ideally by 10/15. Rewards spreadsheet speed over judgment if the errors are too easy.</w:t>
             </w:r>
           </w:p>
         </w:tc>
+      </w:tr>
+      <w:tr>
+        <w:trPr>
+          <w:cantSplit/>
+        </w:trPr>
         <w:tc>
           <w:tcPr>
-            <w:tcW w:type="dxa" w:w="7344"/>
+            <w:tcW w:type="dxa" w:w="1800"/>
           </w:tcPr>
           <w:p>
             <w:pPr>
@@ -486,15 +399,44 @@
               <w:rPr>
                 <w:sz w:val="20"/>
               </w:rPr>
-              <w:t>Motivation for Charm, background overview, tools used, salary expectations, relocation and hybrid schedule, start date.</w:t>
+              <w:t>C. Protocol to operations</w:t>
             </w:r>
           </w:p>
         </w:tc>
-      </w:tr>
-      <w:tr>
-        <w:trPr>
-          <w:cantSplit/>
-        </w:trPr>
+        <w:tc>
+          <w:tcPr>
+            <w:tcW w:type="dxa" w:w="3312"/>
+          </w:tcPr>
+          <w:p>
+            <w:pPr>
+              <w:spacing w:after="40"/>
+            </w:pPr>
+            <w:r/>
+            <w:r>
+              <w:rPr>
+                <w:sz w:val="20"/>
+              </w:rPr>
+              <w:t>Picks a published carbon removal protocol, chooses the three data requirements hardest to meet in daily operations, and explains how they would set up collection with an operations team.</w:t>
+            </w:r>
+          </w:p>
+        </w:tc>
+        <w:tc>
+          <w:tcPr>
+            <w:tcW w:type="dxa" w:w="2232"/>
+          </w:tcPr>
+          <w:p>
+            <w:pPr>
+              <w:spacing w:after="40"/>
+            </w:pPr>
+            <w:r/>
+            <w:r>
+              <w:rPr>
+                <w:sz w:val="20"/>
+              </w:rPr>
+              <w:t>Protocol reading, operations sense, learning speed.</w:t>
+            </w:r>
+          </w:p>
+        </w:tc>
         <w:tc>
           <w:tcPr>
             <w:tcW w:type="dxa" w:w="2304"/>
@@ -508,13 +450,18 @@
               <w:rPr>
                 <w:sz w:val="20"/>
               </w:rPr>
-              <w:t>HM screen (Max)</w:t>
+              <w:t>Candidates with prior protocol study start ahead; open choice makes comparison harder.</w:t>
             </w:r>
           </w:p>
         </w:tc>
+      </w:tr>
+      <w:tr>
+        <w:trPr>
+          <w:cantSplit/>
+        </w:trPr>
         <w:tc>
           <w:tcPr>
-            <w:tcW w:type="dxa" w:w="7344"/>
+            <w:tcW w:type="dxa" w:w="1800"/>
           </w:tcPr>
           <w:p>
             <w:pPr>
@@ -525,59 +472,44 @@
               <w:rPr>
                 <w:sz w:val="20"/>
               </w:rPr>
-              <w:t>1. Owning a recurring reporting or data-close process end to end; month-to-month cadence.</w:t>
+              <w:t>D. Past project, evidence chain</w:t>
             </w:r>
           </w:p>
+        </w:tc>
+        <w:tc>
+          <w:tcPr>
+            <w:tcW w:type="dxa" w:w="3312"/>
+          </w:tcPr>
           <w:p>
             <w:pPr>
               <w:spacing w:after="40"/>
             </w:pPr>
+            <w:r/>
             <w:r>
               <w:rPr>
                 <w:sz w:val="20"/>
               </w:rPr>
-              <w:t>2. Catching an error before it went out the door.</w:t>
+              <w:t>Presents one past project as if to a verifier: the headline number, how each input was sourced and checked, the weakest link, and what they would change.</w:t>
             </w:r>
           </w:p>
+        </w:tc>
+        <w:tc>
+          <w:tcPr>
+            <w:tcW w:type="dxa" w:w="2232"/>
+          </w:tcPr>
           <w:p>
             <w:pPr>
               <w:spacing w:after="40"/>
             </w:pPr>
+            <w:r/>
             <w:r>
               <w:rPr>
                 <w:sz w:val="20"/>
               </w:rPr>
-              <w:t>3. Chasing inputs from people on other teams to hit a deadline.</w:t>
-            </w:r>
-          </w:p>
-          <w:p>
-            <w:pPr>
-              <w:spacing w:after="40"/>
-            </w:pPr>
-            <w:r>
-              <w:rPr>
-                <w:sz w:val="20"/>
-              </w:rPr>
-              <w:t>4. Learning a technical process quickly where getting it wrong has consequences.</w:t>
-            </w:r>
-          </w:p>
-          <w:p>
-            <w:pPr>
-              <w:spacing w:after="40"/>
-            </w:pPr>
-            <w:r>
-              <w:rPr>
-                <w:sz w:val="20"/>
-              </w:rPr>
-              <w:t>5. Building a repeatable process instead of pushing through manually.</w:t>
+              <w:t>Depth on past results; unscripted Q&amp;A.</w:t>
             </w:r>
           </w:p>
         </w:tc>
-      </w:tr>
-      <w:tr>
-        <w:trPr>
-          <w:cantSplit/>
-        </w:trPr>
         <w:tc>
           <w:tcPr>
             <w:tcW w:type="dxa" w:w="2304"/>
@@ -591,79 +523,7 @@
               <w:rPr>
                 <w:sz w:val="20"/>
               </w:rPr>
-              <w:t>Technical (Garrett)</w:t>
-            </w:r>
-          </w:p>
-        </w:tc>
-        <w:tc>
-          <w:tcPr>
-            <w:tcW w:type="dxa" w:w="7344"/>
-          </w:tcPr>
-          <w:p>
-            <w:pPr>
-              <w:spacing w:after="40"/>
-            </w:pPr>
-            <w:r/>
-            <w:r>
-              <w:rPr>
-                <w:sz w:val="20"/>
-              </w:rPr>
-              <w:t>1. Quality-checking a dataset pulled from multiple sources.</w:t>
-            </w:r>
-          </w:p>
-          <w:p>
-            <w:pPr>
-              <w:spacing w:after="40"/>
-            </w:pPr>
-            <w:r>
-              <w:rPr>
-                <w:sz w:val="20"/>
-              </w:rPr>
-              <w:t>2. Explaining a technical detail to a non-technical person.</w:t>
-            </w:r>
-          </w:p>
-          <w:p>
-            <w:pPr>
-              <w:spacing w:after="40"/>
-            </w:pPr>
-            <w:r>
-              <w:rPr>
-                <w:sz w:val="20"/>
-              </w:rPr>
-              <w:t>3. Capturing constant project changes vs. keeping a repeatable process.</w:t>
-            </w:r>
-          </w:p>
-          <w:p>
-            <w:pPr>
-              <w:spacing w:after="40"/>
-            </w:pPr>
-            <w:r>
-              <w:rPr>
-                <w:sz w:val="20"/>
-              </w:rPr>
-              <w:t>4. Reasonable accuracy standard and materiality threshold for removals.</w:t>
-            </w:r>
-          </w:p>
-          <w:p>
-            <w:pPr>
-              <w:spacing w:after="40"/>
-            </w:pPr>
-            <w:r>
-              <w:rPr>
-                <w:sz w:val="20"/>
-              </w:rPr>
-              <w:t>5. Managing a report with incomplete data; what was used in its place.</w:t>
-            </w:r>
-          </w:p>
-          <w:p>
-            <w:pPr>
-              <w:spacing w:after="40"/>
-            </w:pPr>
-            <w:r>
-              <w:rPr>
-                <w:sz w:val="20"/>
-              </w:rPr>
-              <w:t>6. Communicating missing data to the verifier and the internal team that owed it.</w:t>
+              <w:t>Overlaps stories told in earlier rounds; easiest to rehearse.</w:t>
             </w:r>
           </w:p>
         </w:tc>
@@ -673,455 +533,6 @@
       <w:pPr>
         <w:spacing w:after="40"/>
       </w:pPr>
-    </w:p>
-    <w:p>
-      <w:pPr>
-        <w:pStyle w:val="Heading1"/>
-      </w:pPr>
-      <w:r>
-        <w:t>3. What earlier rounds left open</w:t>
-      </w:r>
-    </w:p>
-    <w:p>
-      <w:r>
-        <w:rPr>
-          <w:b w:val="0"/>
-          <w:i w:val="0"/>
-        </w:rPr>
-        <w:t>Each line quotes the Lever feedback it comes from. These drive the candidate-specific questions in Section 5.</w:t>
-      </w:r>
-    </w:p>
-    <w:tbl>
-      <w:tblPr>
-        <w:tblStyle w:val="TableGrid"/>
-        <w:tblW w:type="auto" w:w="0"/>
-        <w:tblLook w:firstColumn="1" w:firstRow="1" w:lastColumn="0" w:lastRow="0" w:noHBand="0" w:noVBand="1" w:val="04A0"/>
-      </w:tblPr>
-      <w:tblGrid>
-        <w:gridCol w:w="4824"/>
-        <w:gridCol w:w="4824"/>
-      </w:tblGrid>
-      <w:tr>
-        <w:trPr>
-          <w:cantSplit/>
-        </w:trPr>
-        <w:tc>
-          <w:tcPr>
-            <w:tcW w:type="dxa" w:w="2304"/>
-            <w:shd w:val="clear" w:color="auto" w:fill="D6E4F0"/>
-          </w:tcPr>
-          <w:p>
-            <w:r/>
-            <w:r>
-              <w:rPr>
-                <w:b/>
-                <w:sz w:val="20"/>
-              </w:rPr>
-              <w:t>Candidate</w:t>
-            </w:r>
-          </w:p>
-        </w:tc>
-        <w:tc>
-          <w:tcPr>
-            <w:tcW w:type="dxa" w:w="7344"/>
-            <w:shd w:val="clear" w:color="auto" w:fill="D6E4F0"/>
-          </w:tcPr>
-          <w:p>
-            <w:r/>
-            <w:r>
-              <w:rPr>
-                <w:b/>
-                <w:sz w:val="20"/>
-              </w:rPr>
-              <w:t>Open points</w:t>
-            </w:r>
-          </w:p>
-        </w:tc>
-      </w:tr>
-      <w:tr>
-        <w:trPr>
-          <w:cantSplit/>
-        </w:trPr>
-        <w:tc>
-          <w:tcPr>
-            <w:tcW w:type="dxa" w:w="2304"/>
-          </w:tcPr>
-          <w:p>
-            <w:pPr>
-              <w:spacing w:after="40"/>
-            </w:pPr>
-            <w:r/>
-            <w:r>
-              <w:rPr>
-                <w:sz w:val="20"/>
-              </w:rPr>
-              <w:t>Tabitha Alimo</w:t>
-            </w:r>
-          </w:p>
-        </w:tc>
-        <w:tc>
-          <w:tcPr>
-            <w:tcW w:type="dxa" w:w="7344"/>
-          </w:tcPr>
-          <w:p>
-            <w:pPr>
-              <w:spacing w:after="40"/>
-            </w:pPr>
-            <w:r/>
-            <w:r>
-              <w:rPr>
-                <w:b/>
-                <w:sz w:val="20"/>
-              </w:rPr>
-              <w:t xml:space="preserve">Delivery: </w:t>
-            </w:r>
-            <w:r>
-              <w:rPr>
-                <w:sz w:val="20"/>
-              </w:rPr>
-              <w:t>Erik — "She was reading from a script when I had asked her about her high level experience, however, when I dug in deeper she answered herself."</w:t>
-            </w:r>
-          </w:p>
-          <w:p>
-            <w:pPr>
-              <w:spacing w:after="40"/>
-            </w:pPr>
-            <w:r>
-              <w:rPr>
-                <w:b/>
-                <w:sz w:val="20"/>
-              </w:rPr>
-              <w:t xml:space="preserve">Claims to test: </w:t>
-            </w:r>
-            <w:r>
-              <w:rPr>
-                <w:sz w:val="20"/>
-              </w:rPr>
-              <w:t>Max's notes — "showed a less than 1% estimation bias so WRI uses it currently"; Erik's notes — "The WIR reported that the system she developed had 80% increase in accuracy."</w:t>
-            </w:r>
-          </w:p>
-          <w:p>
-            <w:pPr>
-              <w:spacing w:after="40"/>
-            </w:pPr>
-            <w:r>
-              <w:rPr>
-                <w:b/>
-                <w:sz w:val="20"/>
-              </w:rPr>
-              <w:t xml:space="preserve">Materiality: </w:t>
-            </w:r>
-            <w:r>
-              <w:rPr>
-                <w:sz w:val="20"/>
-              </w:rPr>
-              <w:t>Garrett — "Wants less than 1% materiality and this is usually very acceptable." No basis given for 1%.</w:t>
-            </w:r>
-          </w:p>
-          <w:p>
-            <w:pPr>
-              <w:spacing w:after="40"/>
-            </w:pPr>
-            <w:r>
-              <w:rPr>
-                <w:b/>
-                <w:sz w:val="20"/>
-              </w:rPr>
-              <w:t xml:space="preserve">Domain: </w:t>
-            </w:r>
-            <w:r>
-              <w:rPr>
-                <w:sz w:val="20"/>
-              </w:rPr>
-              <w:t>All described experience is forest and nature-based carbon estimation (Garrett: "Great knowledge of forest carbon"). No emissions accounting or industrial operations described.</w:t>
-            </w:r>
-          </w:p>
-        </w:tc>
-      </w:tr>
-      <w:tr>
-        <w:trPr>
-          <w:cantSplit/>
-        </w:trPr>
-        <w:tc>
-          <w:tcPr>
-            <w:tcW w:type="dxa" w:w="2304"/>
-          </w:tcPr>
-          <w:p>
-            <w:pPr>
-              <w:spacing w:after="40"/>
-            </w:pPr>
-            <w:r/>
-            <w:r>
-              <w:rPr>
-                <w:sz w:val="20"/>
-              </w:rPr>
-              <w:t>Teresa Bohner</w:t>
-            </w:r>
-          </w:p>
-        </w:tc>
-        <w:tc>
-          <w:tcPr>
-            <w:tcW w:type="dxa" w:w="7344"/>
-          </w:tcPr>
-          <w:p>
-            <w:pPr>
-              <w:spacing w:after="40"/>
-            </w:pPr>
-            <w:r/>
-            <w:r>
-              <w:rPr>
-                <w:b/>
-                <w:sz w:val="20"/>
-              </w:rPr>
-              <w:t xml:space="preserve">Recurring process: </w:t>
-            </w:r>
-            <w:r>
-              <w:rPr>
-                <w:sz w:val="20"/>
-              </w:rPr>
-              <w:t>Max — "Hasn't owned a recurring process, but knows the angle."</w:t>
-            </w:r>
-          </w:p>
-          <w:p>
-            <w:pPr>
-              <w:spacing w:after="40"/>
-            </w:pPr>
-            <w:r>
-              <w:rPr>
-                <w:b/>
-                <w:sz w:val="20"/>
-              </w:rPr>
-              <w:t xml:space="preserve">GHG background: </w:t>
-            </w:r>
-            <w:r>
-              <w:rPr>
-                <w:sz w:val="20"/>
-              </w:rPr>
-              <w:t>Max — "No GHG background but adjacent through her ecological work."</w:t>
-            </w:r>
-          </w:p>
-          <w:p>
-            <w:pPr>
-              <w:spacing w:after="40"/>
-            </w:pPr>
-            <w:r>
-              <w:rPr>
-                <w:b/>
-                <w:sz w:val="20"/>
-              </w:rPr>
-              <w:t xml:space="preserve">Materiality: </w:t>
-            </w:r>
-            <w:r>
-              <w:rPr>
-                <w:sz w:val="20"/>
-              </w:rPr>
-              <w:t>Garrett — "Justification will be industry dependent." No threshold given.</w:t>
-            </w:r>
-          </w:p>
-          <w:p>
-            <w:pPr>
-              <w:spacing w:after="40"/>
-            </w:pPr>
-            <w:r>
-              <w:rPr>
-                <w:b/>
-                <w:sz w:val="20"/>
-              </w:rPr>
-              <w:t xml:space="preserve">Verifier stance: </w:t>
-            </w:r>
-            <w:r>
-              <w:rPr>
-                <w:sz w:val="20"/>
-              </w:rPr>
-              <w:t>Garrett — "External stakeholder comms: Say definitive things without opening yourself up to further questioning."</w:t>
-            </w:r>
-          </w:p>
-          <w:p>
-            <w:pPr>
-              <w:spacing w:after="40"/>
-            </w:pPr>
-            <w:r>
-              <w:rPr>
-                <w:b/>
-                <w:sz w:val="20"/>
-              </w:rPr>
-              <w:t xml:space="preserve">Gap-filling: </w:t>
-            </w:r>
-            <w:r>
-              <w:rPr>
-                <w:sz w:val="20"/>
-              </w:rPr>
-              <w:t>Garrett — "Some cases, amputation can be appropriate but there needs to be justification. Use computed values." (likely "imputation")</w:t>
-            </w:r>
-          </w:p>
-          <w:p>
-            <w:pPr>
-              <w:spacing w:after="40"/>
-            </w:pPr>
-            <w:r>
-              <w:rPr>
-                <w:b/>
-                <w:sz w:val="20"/>
-              </w:rPr>
-              <w:t xml:space="preserve">Analytics depth: </w:t>
-            </w:r>
-            <w:r>
-              <w:rPr>
-                <w:sz w:val="20"/>
-              </w:rPr>
-              <w:t>Erik — "She has a lot of technical knowledge but not necessarily on the analytics side of things."</w:t>
-            </w:r>
-          </w:p>
-        </w:tc>
-      </w:tr>
-      <w:tr>
-        <w:trPr>
-          <w:cantSplit/>
-        </w:trPr>
-        <w:tc>
-          <w:tcPr>
-            <w:tcW w:type="dxa" w:w="2304"/>
-          </w:tcPr>
-          <w:p>
-            <w:pPr>
-              <w:spacing w:after="40"/>
-            </w:pPr>
-            <w:r/>
-            <w:r>
-              <w:rPr>
-                <w:sz w:val="20"/>
-              </w:rPr>
-              <w:t>Shreya Mukhopadhyay</w:t>
-            </w:r>
-          </w:p>
-        </w:tc>
-        <w:tc>
-          <w:tcPr>
-            <w:tcW w:type="dxa" w:w="7344"/>
-          </w:tcPr>
-          <w:p>
-            <w:pPr>
-              <w:spacing w:after="40"/>
-            </w:pPr>
-            <w:r/>
-            <w:r>
-              <w:rPr>
-                <w:b/>
-                <w:sz w:val="20"/>
-              </w:rPr>
-              <w:t xml:space="preserve">Materiality: </w:t>
-            </w:r>
-            <w:r>
-              <w:rPr>
-                <w:sz w:val="20"/>
-              </w:rPr>
-              <w:t>Garrett — accuracy and materiality question: "Not specified".</w:t>
-            </w:r>
-          </w:p>
-          <w:p>
-            <w:pPr>
-              <w:spacing w:after="40"/>
-            </w:pPr>
-            <w:r>
-              <w:rPr>
-                <w:b/>
-                <w:sz w:val="20"/>
-              </w:rPr>
-              <w:t xml:space="preserve">Repeatable process: </w:t>
-            </w:r>
-            <w:r>
-              <w:rPr>
-                <w:sz w:val="20"/>
-              </w:rPr>
-              <w:t>Max — repeatable-process question: "Not specified".</w:t>
-            </w:r>
-          </w:p>
-          <w:p>
-            <w:pPr>
-              <w:spacing w:after="40"/>
-            </w:pPr>
-            <w:r>
-              <w:rPr>
-                <w:b/>
-                <w:sz w:val="20"/>
-              </w:rPr>
-              <w:t xml:space="preserve">Directness: </w:t>
-            </w:r>
-            <w:r>
-              <w:rPr>
-                <w:sz w:val="20"/>
-              </w:rPr>
-              <w:t>Max — first answer was "(kinda non sequitur but OK)" and needed a "Refocus on just managing to a deadline".</w:t>
-            </w:r>
-          </w:p>
-          <w:p>
-            <w:pPr>
-              <w:spacing w:after="40"/>
-            </w:pPr>
-            <w:r>
-              <w:rPr>
-                <w:b/>
-                <w:sz w:val="20"/>
-              </w:rPr>
-              <w:t xml:space="preserve">Tool depth: </w:t>
-            </w:r>
-            <w:r>
-              <w:rPr>
-                <w:sz w:val="20"/>
-              </w:rPr>
-              <w:t>Garrett — "She used excel and persefone in the past to aggregate data." Scripting depth unclear beyond R for visualization.</w:t>
-            </w:r>
-          </w:p>
-          <w:p>
-            <w:pPr>
-              <w:spacing w:after="40"/>
-            </w:pPr>
-            <w:r>
-              <w:rPr>
-                <w:b/>
-                <w:sz w:val="20"/>
-              </w:rPr>
-              <w:t xml:space="preserve">Pathway fit: </w:t>
-            </w:r>
-            <w:r>
-              <w:rPr>
-                <w:sz w:val="20"/>
-              </w:rPr>
-              <w:t>Garrett — "Background in biochar sequestration." Bio-oil specifics untested.</w:t>
-            </w:r>
-          </w:p>
-        </w:tc>
-      </w:tr>
-    </w:tbl>
-    <w:p>
-      <w:pPr>
-        <w:spacing w:after="40"/>
-      </w:pPr>
-    </w:p>
-    <w:p>
-      <w:pPr>
-        <w:pStyle w:val="Heading1"/>
-      </w:pPr>
-      <w:r>
-        <w:t>4. Technical presentation</w:t>
-      </w:r>
-    </w:p>
-    <w:p>
-      <w:pPr>
-        <w:pStyle w:val="Heading2"/>
-      </w:pPr>
-      <w:r>
-        <w:t>Recommendation: Option A, "Close the Month"</w:t>
-      </w:r>
-    </w:p>
-    <w:p>
-      <w:r>
-        <w:rPr>
-          <w:b w:val="0"/>
-          <w:i w:val="0"/>
-        </w:rPr>
-        <w:t>Every round so far has been verbal. Option A is the first look at work product, uses no Charm data, and applies the same prompt to all three candidates. It tests the open points in Section 3 — recurring-process ownership, materiality, gap-filling and verifier communication — as concrete decisions instead of repeated questions.</w:t>
-      </w:r>
     </w:p>
     <w:p>
       <w:pPr>
@@ -1669,7 +1080,7 @@
               <w:rPr>
                 <w:sz w:val="20"/>
               </w:rPr>
-              <w:t>Aims to close the topic quickly (relevant to Teresa's "say definitive things" answer).</w:t>
+              <w:t>Aims to close the topic quickly.</w:t>
             </w:r>
           </w:p>
         </w:tc>
@@ -1738,350 +1149,15 @@
     </w:p>
     <w:p>
       <w:pPr>
-        <w:pStyle w:val="Heading2"/>
-      </w:pPr>
-      <w:r>
-        <w:t>Alternatives</w:t>
-      </w:r>
-    </w:p>
-    <w:tbl>
-      <w:tblPr>
-        <w:tblStyle w:val="TableGrid"/>
-        <w:tblW w:type="auto" w:w="0"/>
-        <w:tblLook w:firstColumn="1" w:firstRow="1" w:lastColumn="0" w:lastRow="0" w:noHBand="0" w:noVBand="1" w:val="04A0"/>
-      </w:tblPr>
-      <w:tblGrid>
-        <w:gridCol w:w="2412"/>
-        <w:gridCol w:w="2412"/>
-        <w:gridCol w:w="2412"/>
-        <w:gridCol w:w="2412"/>
-      </w:tblGrid>
-      <w:tr>
-        <w:trPr>
-          <w:cantSplit/>
-        </w:trPr>
-        <w:tc>
-          <w:tcPr>
-            <w:tcW w:type="dxa" w:w="1800"/>
-            <w:shd w:val="clear" w:color="auto" w:fill="D6E4F0"/>
-          </w:tcPr>
-          <w:p>
-            <w:r/>
-            <w:r>
-              <w:rPr>
-                <w:b/>
-                <w:sz w:val="20"/>
-              </w:rPr>
-              <w:t>Option</w:t>
-            </w:r>
-          </w:p>
-        </w:tc>
-        <w:tc>
-          <w:tcPr>
-            <w:tcW w:type="dxa" w:w="3312"/>
-            <w:shd w:val="clear" w:color="auto" w:fill="D6E4F0"/>
-          </w:tcPr>
-          <w:p>
-            <w:r/>
-            <w:r>
-              <w:rPr>
-                <w:b/>
-                <w:sz w:val="20"/>
-              </w:rPr>
-              <w:t>What the candidate does</w:t>
-            </w:r>
-          </w:p>
-        </w:tc>
-        <w:tc>
-          <w:tcPr>
-            <w:tcW w:type="dxa" w:w="2232"/>
-            <w:shd w:val="clear" w:color="auto" w:fill="D6E4F0"/>
-          </w:tcPr>
-          <w:p>
-            <w:r/>
-            <w:r>
-              <w:rPr>
-                <w:b/>
-                <w:sz w:val="20"/>
-              </w:rPr>
-              <w:t>Tests</w:t>
-            </w:r>
-          </w:p>
-        </w:tc>
-        <w:tc>
-          <w:tcPr>
-            <w:tcW w:type="dxa" w:w="2304"/>
-            <w:shd w:val="clear" w:color="auto" w:fill="D6E4F0"/>
-          </w:tcPr>
-          <w:p>
-            <w:r/>
-            <w:r>
-              <w:rPr>
-                <w:b/>
-                <w:sz w:val="20"/>
-              </w:rPr>
-              <w:t>Drawbacks</w:t>
-            </w:r>
-          </w:p>
-        </w:tc>
-      </w:tr>
-      <w:tr>
-        <w:trPr>
-          <w:cantSplit/>
-        </w:trPr>
-        <w:tc>
-          <w:tcPr>
-            <w:tcW w:type="dxa" w:w="1800"/>
-          </w:tcPr>
-          <w:p>
-            <w:pPr>
-              <w:spacing w:after="40"/>
-            </w:pPr>
-            <w:r/>
-            <w:r>
-              <w:rPr>
-                <w:sz w:val="20"/>
-              </w:rPr>
-              <w:t>B. Data work sample</w:t>
-            </w:r>
-          </w:p>
-        </w:tc>
-        <w:tc>
-          <w:tcPr>
-            <w:tcW w:type="dxa" w:w="3312"/>
-          </w:tcPr>
-          <w:p>
-            <w:pPr>
-              <w:spacing w:after="40"/>
-            </w:pPr>
-            <w:r/>
-            <w:r>
-              <w:rPr>
-                <w:sz w:val="20"/>
-              </w:rPr>
-              <w:t>Receives a small made-up spreadsheet (one month of deliveries, lab results, fuel and power data) with errors planted in it. Finds the errors, decides which matter, and presents a corrected total with an issues list.</w:t>
-            </w:r>
-          </w:p>
-        </w:tc>
-        <w:tc>
-          <w:tcPr>
-            <w:tcW w:type="dxa" w:w="2232"/>
-          </w:tcPr>
-          <w:p>
-            <w:pPr>
-              <w:spacing w:after="40"/>
-            </w:pPr>
-            <w:r/>
-            <w:r>
-              <w:rPr>
-                <w:sz w:val="20"/>
-              </w:rPr>
-              <w:t>Hands-on skill directly; cleanest comparison across candidates.</w:t>
-            </w:r>
-          </w:p>
-        </w:tc>
-        <w:tc>
-          <w:tcPr>
-            <w:tcW w:type="dxa" w:w="2304"/>
-          </w:tcPr>
-          <w:p>
-            <w:pPr>
-              <w:spacing w:after="40"/>
-            </w:pPr>
-            <w:r/>
-            <w:r>
-              <w:rPr>
-                <w:sz w:val="20"/>
-              </w:rPr>
-              <w:t>Someone must build the spreadsheet and answer key before sending, ideally by 10/15. Rewards spreadsheet speed over judgment if the errors are too easy.</w:t>
-            </w:r>
-          </w:p>
-        </w:tc>
-      </w:tr>
-      <w:tr>
-        <w:trPr>
-          <w:cantSplit/>
-        </w:trPr>
-        <w:tc>
-          <w:tcPr>
-            <w:tcW w:type="dxa" w:w="1800"/>
-          </w:tcPr>
-          <w:p>
-            <w:pPr>
-              <w:spacing w:after="40"/>
-            </w:pPr>
-            <w:r/>
-            <w:r>
-              <w:rPr>
-                <w:sz w:val="20"/>
-              </w:rPr>
-              <w:t>C. Protocol to operations</w:t>
-            </w:r>
-          </w:p>
-        </w:tc>
-        <w:tc>
-          <w:tcPr>
-            <w:tcW w:type="dxa" w:w="3312"/>
-          </w:tcPr>
-          <w:p>
-            <w:pPr>
-              <w:spacing w:after="40"/>
-            </w:pPr>
-            <w:r/>
-            <w:r>
-              <w:rPr>
-                <w:sz w:val="20"/>
-              </w:rPr>
-              <w:t>Picks a published carbon removal protocol, chooses the three data requirements hardest to meet in daily operations, and explains how they would set up collection with an operations team.</w:t>
-            </w:r>
-          </w:p>
-        </w:tc>
-        <w:tc>
-          <w:tcPr>
-            <w:tcW w:type="dxa" w:w="2232"/>
-          </w:tcPr>
-          <w:p>
-            <w:pPr>
-              <w:spacing w:after="40"/>
-            </w:pPr>
-            <w:r/>
-            <w:r>
-              <w:rPr>
-                <w:sz w:val="20"/>
-              </w:rPr>
-              <w:t>Protocol reading, operations sense, learning speed (Teresa's claimed strength).</w:t>
-            </w:r>
-          </w:p>
-        </w:tc>
-        <w:tc>
-          <w:tcPr>
-            <w:tcW w:type="dxa" w:w="2304"/>
-          </w:tcPr>
-          <w:p>
-            <w:pPr>
-              <w:spacing w:after="40"/>
-            </w:pPr>
-            <w:r/>
-            <w:r>
-              <w:rPr>
-                <w:sz w:val="20"/>
-              </w:rPr>
-              <w:t>Shreya starts ahead because of prior protocol research; open choice makes comparison harder.</w:t>
-            </w:r>
-          </w:p>
-        </w:tc>
-      </w:tr>
-      <w:tr>
-        <w:trPr>
-          <w:cantSplit/>
-        </w:trPr>
-        <w:tc>
-          <w:tcPr>
-            <w:tcW w:type="dxa" w:w="1800"/>
-          </w:tcPr>
-          <w:p>
-            <w:pPr>
-              <w:spacing w:after="40"/>
-            </w:pPr>
-            <w:r/>
-            <w:r>
-              <w:rPr>
-                <w:sz w:val="20"/>
-              </w:rPr>
-              <w:t>D. Past project, evidence chain</w:t>
-            </w:r>
-          </w:p>
-        </w:tc>
-        <w:tc>
-          <w:tcPr>
-            <w:tcW w:type="dxa" w:w="3312"/>
-          </w:tcPr>
-          <w:p>
-            <w:pPr>
-              <w:spacing w:after="40"/>
-            </w:pPr>
-            <w:r/>
-            <w:r>
-              <w:rPr>
-                <w:sz w:val="20"/>
-              </w:rPr>
-              <w:t>Presents one past project as if to a verifier: the headline number, how each input was sourced and checked, the weakest link, and what they would change.</w:t>
-            </w:r>
-          </w:p>
-        </w:tc>
-        <w:tc>
-          <w:tcPr>
-            <w:tcW w:type="dxa" w:w="2232"/>
-          </w:tcPr>
-          <w:p>
-            <w:pPr>
-              <w:spacing w:after="40"/>
-            </w:pPr>
-            <w:r/>
-            <w:r>
-              <w:rPr>
-                <w:sz w:val="20"/>
-              </w:rPr>
-              <w:t>Depth on claimed results (Tabitha's 1% and 80% figures); unscripted Q&amp;A.</w:t>
-            </w:r>
-          </w:p>
-        </w:tc>
-        <w:tc>
-          <w:tcPr>
-            <w:tcW w:type="dxa" w:w="2304"/>
-          </w:tcPr>
-          <w:p>
-            <w:pPr>
-              <w:spacing w:after="40"/>
-            </w:pPr>
-            <w:r/>
-            <w:r>
-              <w:rPr>
-                <w:sz w:val="20"/>
-              </w:rPr>
-              <w:t>Overlaps the stories already told to Max and Garrett; easiest to rehearse.</w:t>
-            </w:r>
-          </w:p>
-        </w:tc>
-      </w:tr>
-    </w:tbl>
-    <w:p>
-      <w:pPr>
-        <w:spacing w:after="40"/>
-      </w:pPr>
-    </w:p>
-    <w:p>
-      <w:r>
-        <w:rPr>
-          <w:b w:val="0"/>
-          <w:i w:val="0"/>
-        </w:rPr>
-        <w:t>Combination: Option A as the presentation, plus Option D's "weakest link" question during Q&amp;A, covers both judgment on a new problem and depth on past claims.</w:t>
-      </w:r>
-    </w:p>
-    <w:p>
-      <w:pPr>
         <w:pStyle w:val="Heading1"/>
       </w:pPr>
       <w:r>
-        <w:t>5. Panel questions</w:t>
-      </w:r>
-    </w:p>
-    <w:p>
-      <w:pPr>
-        <w:pStyle w:val="Heading2"/>
-      </w:pPr>
-      <w:r>
-        <w:t>Core set — ask all three</w:t>
+        <w:t>3. Panel questions</w:t>
       </w:r>
     </w:p>
     <w:p>
       <w:r>
-        <w:rPr>
-          <w:b w:val="0"/>
-          <w:i w:val="0"/>
-        </w:rPr>
-        <w:t>Each covers a requirement in the job posting that no earlier round asked about.</w:t>
+        <w:t>Same set for all three. Each covers a requirement in the job posting.</w:t>
       </w:r>
     </w:p>
     <w:p>
@@ -2189,7 +1265,7 @@
         <w:spacing w:after="40"/>
       </w:pPr>
       <w:r>
-        <w:t>Tell us about a mistake of yours that reached someone outside your team. How did you find out, and what did you change? (Max asked about errors caught before release; this asks about one that got out.)</w:t>
+        <w:t>Tell us about a mistake of yours that reached someone outside your team. How did you find out, and what did you change?</w:t>
       </w:r>
     </w:p>
     <w:p>
@@ -2279,293 +1355,6 @@
       </w:pPr>
       <w:r>
         <w:t>What do you want to know about Charm that you have not been able to find out?</w:t>
-      </w:r>
-    </w:p>
-    <w:p>
-      <w:pPr>
-        <w:pStyle w:val="Heading2"/>
-      </w:pPr>
-      <w:r>
-        <w:t>Candidate-specific follow-ups</w:t>
-      </w:r>
-    </w:p>
-    <w:p>
-      <w:pPr>
-        <w:pStyle w:val="Heading3"/>
-      </w:pPr>
-      <w:r>
-        <w:t>Tabitha Alimo</w:t>
-      </w:r>
-    </w:p>
-    <w:p>
-      <w:pPr>
-        <w:pStyle w:val="ListBullet"/>
-        <w:spacing w:after="40"/>
-      </w:pPr>
-      <w:r>
-        <w:rPr>
-          <w:b/>
-        </w:rPr>
-        <w:t xml:space="preserve">Validation claims. </w:t>
-      </w:r>
-      <w:r>
-        <w:t>"You said your method showed less than 1% estimation bias. Bias against what reference, measured how, on how many trees?" Then: "What was the 80% accuracy improvement measured on, and against what baseline?"</w:t>
-      </w:r>
-    </w:p>
-    <w:p>
-      <w:pPr>
-        <w:pStyle w:val="ListBullet"/>
-        <w:spacing w:after="40"/>
-      </w:pPr>
-      <w:r>
-        <w:rPr>
-          <w:b/>
-        </w:rPr>
-        <w:t xml:space="preserve">Materiality basis. </w:t>
-      </w:r>
-      <w:r>
-        <w:t>"You named 1% as a materiality threshold. One percent of what — a delivery, a month, a year? What would you do with a 0.8% error that always runs in the same direction?"</w:t>
-      </w:r>
-    </w:p>
-    <w:p>
-      <w:pPr>
-        <w:pStyle w:val="ListBullet"/>
-        <w:spacing w:after="40"/>
-      </w:pPr>
-      <w:r>
-        <w:rPr>
-          <w:b/>
-        </w:rPr>
-        <w:t xml:space="preserve">Emissions side. </w:t>
-      </w:r>
-      <w:r>
-        <w:t>"Your work estimated carbon stored in trees. Our reports also subtract emissions from trucking, electricity and production. Where, if anywhere, have you done emissions accounting?"</w:t>
-      </w:r>
-    </w:p>
-    <w:p>
-      <w:pPr>
-        <w:pStyle w:val="ListBullet"/>
-        <w:spacing w:after="40"/>
-      </w:pPr>
-      <w:r>
-        <w:rPr>
-          <w:b/>
-        </w:rPr>
-        <w:t xml:space="preserve">Handoff. </w:t>
-      </w:r>
-      <w:r>
-        <w:t>"Who runs your R quality-check workflow now that you have moved on? What did they need from you to run it?"</w:t>
-      </w:r>
-    </w:p>
-    <w:p>
-      <w:pPr>
-        <w:pStyle w:val="ListBullet"/>
-        <w:spacing w:after="40"/>
-      </w:pPr>
-      <w:r>
-        <w:rPr>
-          <w:b/>
-        </w:rPr>
-        <w:t xml:space="preserve">Delivery. </w:t>
-      </w:r>
-      <w:r>
-        <w:t>Erik saw scripted answers early. Ask the follow-ups above without warning and judge unscripted depth.</w:t>
-      </w:r>
-    </w:p>
-    <w:p>
-      <w:pPr>
-        <w:pStyle w:val="Heading3"/>
-      </w:pPr>
-      <w:r>
-        <w:t>Teresa Bohner</w:t>
-      </w:r>
-    </w:p>
-    <w:p>
-      <w:pPr>
-        <w:pStyle w:val="ListBullet"/>
-        <w:spacing w:after="40"/>
-      </w:pPr>
-      <w:r>
-        <w:rPr>
-          <w:b/>
-        </w:rPr>
-        <w:t xml:space="preserve">Verifier stance. </w:t>
-      </w:r>
-      <w:r>
-        <w:t>"A verifier asks a question where the honest answer is 'we don't know yet.' What do you say?" (Probes her answer to Garrett: "Say definitive things without opening yourself up to further questioning.")</w:t>
-      </w:r>
-    </w:p>
-    <w:p>
-      <w:pPr>
-        <w:pStyle w:val="ListBullet"/>
-        <w:spacing w:after="40"/>
-      </w:pPr>
-      <w:r>
-        <w:rPr>
-          <w:b/>
-        </w:rPr>
-        <w:t xml:space="preserve">Gap-filling limits. </w:t>
-      </w:r>
-      <w:r>
-        <w:t>"When would you refuse to fill a data gap with an estimate?"</w:t>
-      </w:r>
-    </w:p>
-    <w:p>
-      <w:pPr>
-        <w:pStyle w:val="ListBullet"/>
-        <w:spacing w:after="40"/>
-      </w:pPr>
-      <w:r>
-        <w:rPr>
-          <w:b/>
-        </w:rPr>
-        <w:t xml:space="preserve">Learning speed. </w:t>
-      </w:r>
-      <w:r>
-        <w:t>"What have you learned about carbon accounting since your interview with Max, and where did you learn it?"</w:t>
-      </w:r>
-    </w:p>
-    <w:p>
-      <w:pPr>
-        <w:pStyle w:val="ListBullet"/>
-        <w:spacing w:after="40"/>
-      </w:pPr>
-      <w:r>
-        <w:rPr>
-          <w:b/>
-        </w:rPr>
-        <w:t xml:space="preserve">Ledger parallel. </w:t>
-      </w:r>
-      <w:r>
-        <w:t>"Your bat-inventory ledger tracked credits and debits. How did you stop the same record being counted twice?"</w:t>
-      </w:r>
-    </w:p>
-    <w:p>
-      <w:pPr>
-        <w:pStyle w:val="ListBullet"/>
-        <w:spacing w:after="40"/>
-      </w:pPr>
-      <w:r>
-        <w:rPr>
-          <w:b/>
-        </w:rPr>
-        <w:t xml:space="preserve">QA instinct. </w:t>
-      </w:r>
-      <w:r>
-        <w:t>"In your AI evaluation work, how do you decide a plausible-sounding answer is wrong?"</w:t>
-      </w:r>
-    </w:p>
-    <w:p>
-      <w:pPr>
-        <w:pStyle w:val="ListBullet"/>
-        <w:spacing w:after="40"/>
-      </w:pPr>
-      <w:r>
-        <w:rPr>
-          <w:b/>
-        </w:rPr>
-        <w:t xml:space="preserve">Recurring process. </w:t>
-      </w:r>
-      <w:r>
-        <w:t>"What would you set up in your first month so that month two takes less effort than month one?"</w:t>
-      </w:r>
-    </w:p>
-    <w:p>
-      <w:pPr>
-        <w:pStyle w:val="Heading3"/>
-      </w:pPr>
-      <w:r>
-        <w:t>Shreya Mukhopadhyay</w:t>
-      </w:r>
-    </w:p>
-    <w:p>
-      <w:pPr>
-        <w:pStyle w:val="ListBullet"/>
-        <w:spacing w:after="40"/>
-      </w:pPr>
-      <w:r>
-        <w:rPr>
-          <w:b/>
-        </w:rPr>
-        <w:t xml:space="preserve">Materiality, direct. </w:t>
-      </w:r>
-      <w:r>
-        <w:t>"What size error would make you hold a report back from the verifier? Why that size?" (Not answered with Garrett.)</w:t>
-      </w:r>
-    </w:p>
-    <w:p>
-      <w:pPr>
-        <w:pStyle w:val="ListBullet"/>
-        <w:spacing w:after="40"/>
-      </w:pPr>
-      <w:r>
-        <w:rPr>
-          <w:b/>
-        </w:rPr>
-        <w:t xml:space="preserve">Something she built. </w:t>
-      </w:r>
-      <w:r>
-        <w:t>"Show us or describe something you built that someone else ran without you. What did they need to run it?" (Repeatable-process question not answered with Max.)</w:t>
-      </w:r>
-    </w:p>
-    <w:p>
-      <w:pPr>
-        <w:pStyle w:val="ListBullet"/>
-        <w:spacing w:after="40"/>
-      </w:pPr>
-      <w:r>
-        <w:rPr>
-          <w:b/>
-        </w:rPr>
-        <w:t xml:space="preserve">Tool limits. </w:t>
-      </w:r>
-      <w:r>
-        <w:t>"When did a spreadsheet stop being enough, and what did you do next?"</w:t>
-      </w:r>
-    </w:p>
-    <w:p>
-      <w:pPr>
-        <w:pStyle w:val="ListBullet"/>
-        <w:spacing w:after="40"/>
-      </w:pPr>
-      <w:r>
-        <w:rPr>
-          <w:b/>
-        </w:rPr>
-        <w:t xml:space="preserve">Pathway transfer. </w:t>
-      </w:r>
-      <w:r>
-        <w:t>"Your research is on biochar; our product is bio-oil injected underground. Which parts of what you know carry over, and which do not?"</w:t>
-      </w:r>
-    </w:p>
-    <w:p>
-      <w:pPr>
-        <w:pStyle w:val="ListBullet"/>
-        <w:spacing w:after="40"/>
-      </w:pPr>
-      <w:r>
-        <w:rPr>
-          <w:b/>
-        </w:rPr>
-        <w:t xml:space="preserve">Anomaly detection. </w:t>
-      </w:r>
-      <w:r>
-        <w:t>"Your GHG inventory caught an unrecorded leased facility because electricity rose. Would your process have caught it if electricity had fallen instead?"</w:t>
-      </w:r>
-    </w:p>
-    <w:p>
-      <w:pPr>
-        <w:pStyle w:val="ListBullet"/>
-        <w:spacing w:after="40"/>
-      </w:pPr>
-      <w:r>
-        <w:rPr>
-          <w:b/>
-        </w:rPr>
-        <w:t xml:space="preserve">Directness. </w:t>
-      </w:r>
-      <w:r>
-        <w:t>Max noted a non sequitur in her first HM answer. Watch whether answers address the question asked.</w:t>
       </w:r>
     </w:p>
     <w:sectPr>

--- a/outputs/mrv-operational-documents/MRV_Analyst_Onsite_Interview_Prep_2026-10-14.docx
+++ b/outputs/mrv-operational-documents/MRV_Analyst_Onsite_Interview_Prep_2026-10-14.docx
@@ -320,478 +320,35 @@
         <w:rPr>
           <w:rtl w:val="0"/>
         </w:rPr>
-        <w:t xml:space="preserve">Recommendation: Option A, "Monthly Report"</w:t>
-      </w:r>
-    </w:p>
-    <w:p>
-      <w:pPr>
-        <w:rPr/>
-      </w:pPr>
-      <w:r>
-        <w:rPr>
-          <w:rtl w:val="0"/>
-        </w:rPr>
-        <w:t xml:space="preserve">Every round so far has been verbal. Option A shows work product, uses no Charm data, and gives all three candidates the same problem. It tests recurring-process ownership, materiality, gap-filling and verifier communication as concrete decisions.</w:t>
-      </w:r>
-    </w:p>
-    <w:p>
-      <w:pPr>
-        <w:pStyle w:val="Heading2"/>
-        <w:rPr/>
-      </w:pPr>
-      <w:r>
-        <w:rPr>
-          <w:rtl w:val="0"/>
-        </w:rPr>
-        <w:t xml:space="preserve">Alternatives</w:t>
+        <w:t xml:space="preserve">Presentation: "Monthly Report"</w:t>
+      </w:r>
+    </w:p>
+    <w:p>
+      <w:pPr>
+        <w:rPr/>
+      </w:pPr>
+      <w:r>
+        <w:rPr>
+          <w:rtl w:val="0"/>
+        </w:rPr>
+        <w:t xml:space="preserve">Every round so far has been verbal. This shows a work product, uses no Charm data, and gives all three candidates the same problem. It tests recurring-process ownership, materiality, gap-filling and verifier communication as concrete decisions.</w:t>
+      </w:r>
+    </w:p>
+    <w:p>
+      <w:pPr>
+        <w:pStyle w:val="Heading3"/>
+        <w:rPr/>
+      </w:pPr>
+      <w:r>
+        <w:rPr>
+          <w:rtl w:val="0"/>
+        </w:rPr>
+        <w:t xml:space="preserve">Prompt to send candidates (ready for Erik)</w:t>
       </w:r>
     </w:p>
     <w:tbl>
       <w:tblPr>
         <w:tblStyle w:val="Table2"/>
-        <w:tblW w:w="9648.0" w:type="dxa"/>
-        <w:jc w:val="left"/>
-        <w:tblInd w:w="-108.0" w:type="dxa"/>
-        <w:tblBorders>
-          <w:top w:color="000000" w:space="0" w:sz="4" w:val="single"/>
-          <w:left w:color="000000" w:space="0" w:sz="4" w:val="single"/>
-          <w:bottom w:color="000000" w:space="0" w:sz="4" w:val="single"/>
-          <w:right w:color="000000" w:space="0" w:sz="4" w:val="single"/>
-          <w:insideH w:color="000000" w:space="0" w:sz="4" w:val="single"/>
-          <w:insideV w:color="000000" w:space="0" w:sz="4" w:val="single"/>
-        </w:tblBorders>
-        <w:tblLayout w:type="fixed"/>
-        <w:tblLook w:val="0400"/>
-      </w:tblPr>
-      <w:tblGrid>
-        <w:gridCol w:w="1800"/>
-        <w:gridCol w:w="3312"/>
-        <w:gridCol w:w="2232"/>
-        <w:gridCol w:w="2304"/>
-        <w:tblGridChange w:id="0">
-          <w:tblGrid>
-            <w:gridCol w:w="1800"/>
-            <w:gridCol w:w="3312"/>
-            <w:gridCol w:w="2232"/>
-            <w:gridCol w:w="2304"/>
-          </w:tblGrid>
-        </w:tblGridChange>
-      </w:tblGrid>
-      <w:tr>
-        <w:trPr>
-          <w:cantSplit w:val="1"/>
-          <w:tblHeader w:val="0"/>
-        </w:trPr>
-        <w:tc>
-          <w:tcPr>
-            <w:shd w:fill="d6e4f0" w:val="clear"/>
-          </w:tcPr>
-          <w:p>
-            <w:pPr>
-              <w:rPr/>
-            </w:pPr>
-            <w:r>
-              <w:rPr>
-                <w:b w:val="1"/>
-                <w:bCs w:val="1"/>
-                <w:sz w:val="20"/>
-                <w:szCs w:val="20"/>
-                <w:rtl w:val="0"/>
-              </w:rPr>
-              <w:t xml:space="preserve">Option</w:t>
-            </w:r>
-            <w:r>
-              <w:rPr>
-                <w:rtl w:val="0"/>
-              </w:rPr>
-            </w:r>
-          </w:p>
-        </w:tc>
-        <w:tc>
-          <w:tcPr>
-            <w:shd w:fill="d6e4f0" w:val="clear"/>
-          </w:tcPr>
-          <w:p>
-            <w:pPr>
-              <w:rPr/>
-            </w:pPr>
-            <w:r>
-              <w:rPr>
-                <w:b w:val="1"/>
-                <w:bCs w:val="1"/>
-                <w:sz w:val="20"/>
-                <w:szCs w:val="20"/>
-                <w:rtl w:val="0"/>
-              </w:rPr>
-              <w:t xml:space="preserve">What the candidate does</w:t>
-            </w:r>
-            <w:r>
-              <w:rPr>
-                <w:rtl w:val="0"/>
-              </w:rPr>
-            </w:r>
-          </w:p>
-        </w:tc>
-        <w:tc>
-          <w:tcPr>
-            <w:shd w:fill="d6e4f0" w:val="clear"/>
-          </w:tcPr>
-          <w:p>
-            <w:pPr>
-              <w:rPr/>
-            </w:pPr>
-            <w:r>
-              <w:rPr>
-                <w:b w:val="1"/>
-                <w:bCs w:val="1"/>
-                <w:sz w:val="20"/>
-                <w:szCs w:val="20"/>
-                <w:rtl w:val="0"/>
-              </w:rPr>
-              <w:t xml:space="preserve">Tests</w:t>
-            </w:r>
-            <w:r>
-              <w:rPr>
-                <w:rtl w:val="0"/>
-              </w:rPr>
-            </w:r>
-          </w:p>
-        </w:tc>
-        <w:tc>
-          <w:tcPr>
-            <w:shd w:fill="d6e4f0" w:val="clear"/>
-          </w:tcPr>
-          <w:p>
-            <w:pPr>
-              <w:rPr/>
-            </w:pPr>
-            <w:r>
-              <w:rPr>
-                <w:b w:val="1"/>
-                <w:bCs w:val="1"/>
-                <w:sz w:val="20"/>
-                <w:szCs w:val="20"/>
-                <w:rtl w:val="0"/>
-              </w:rPr>
-              <w:t xml:space="preserve">Drawbacks</w:t>
-            </w:r>
-            <w:r>
-              <w:rPr>
-                <w:rtl w:val="0"/>
-              </w:rPr>
-            </w:r>
-          </w:p>
-        </w:tc>
-      </w:tr>
-      <w:tr>
-        <w:trPr>
-          <w:cantSplit w:val="1"/>
-          <w:tblHeader w:val="0"/>
-        </w:trPr>
-        <w:tc>
-          <w:tcPr/>
-          <w:p>
-            <w:pPr>
-              <w:spacing w:after="40" w:lineRule="auto"/>
-              <w:rPr/>
-            </w:pPr>
-            <w:r>
-              <w:rPr>
-                <w:sz w:val="20"/>
-                <w:szCs w:val="20"/>
-                <w:rtl w:val="0"/>
-              </w:rPr>
-              <w:t xml:space="preserve">B. Data work sample</w:t>
-            </w:r>
-            <w:r>
-              <w:rPr>
-                <w:rtl w:val="0"/>
-              </w:rPr>
-            </w:r>
-          </w:p>
-        </w:tc>
-        <w:tc>
-          <w:tcPr/>
-          <w:p>
-            <w:pPr>
-              <w:spacing w:after="40" w:lineRule="auto"/>
-              <w:rPr/>
-            </w:pPr>
-            <w:r>
-              <w:rPr>
-                <w:sz w:val="20"/>
-                <w:szCs w:val="20"/>
-                <w:rtl w:val="0"/>
-              </w:rPr>
-              <w:t xml:space="preserve">Receives a small made-up spreadsheet (one month of deliveries, lab results, fuel and power data) with errors planted in it. Finds the errors, decides which matter, and presents a corrected total with an issues list.</w:t>
-            </w:r>
-            <w:r>
-              <w:rPr>
-                <w:rtl w:val="0"/>
-              </w:rPr>
-            </w:r>
-          </w:p>
-        </w:tc>
-        <w:tc>
-          <w:tcPr/>
-          <w:p>
-            <w:pPr>
-              <w:spacing w:after="40" w:lineRule="auto"/>
-              <w:rPr/>
-            </w:pPr>
-            <w:r>
-              <w:rPr>
-                <w:sz w:val="20"/>
-                <w:szCs w:val="20"/>
-                <w:rtl w:val="0"/>
-              </w:rPr>
-              <w:t xml:space="preserve">Hands-on skill directly; cleanest comparison across candidates.</w:t>
-            </w:r>
-            <w:r>
-              <w:rPr>
-                <w:rtl w:val="0"/>
-              </w:rPr>
-            </w:r>
-          </w:p>
-        </w:tc>
-        <w:tc>
-          <w:tcPr/>
-          <w:p>
-            <w:pPr>
-              <w:spacing w:after="40" w:lineRule="auto"/>
-              <w:rPr/>
-            </w:pPr>
-            <w:r>
-              <w:rPr>
-                <w:sz w:val="20"/>
-                <w:szCs w:val="20"/>
-                <w:rtl w:val="0"/>
-              </w:rPr>
-              <w:t xml:space="preserve">Someone must build the spreadsheet and answer key before sending, ideally by 10/15. Rewards spreadsheet speed over judgment if the errors are too easy.</w:t>
-            </w:r>
-            <w:r>
-              <w:rPr>
-                <w:rtl w:val="0"/>
-              </w:rPr>
-            </w:r>
-          </w:p>
-        </w:tc>
-      </w:tr>
-      <w:tr>
-        <w:trPr>
-          <w:cantSplit w:val="1"/>
-          <w:tblHeader w:val="0"/>
-        </w:trPr>
-        <w:tc>
-          <w:tcPr/>
-          <w:p>
-            <w:pPr>
-              <w:spacing w:after="40" w:lineRule="auto"/>
-              <w:rPr/>
-            </w:pPr>
-            <w:r>
-              <w:rPr>
-                <w:sz w:val="20"/>
-                <w:szCs w:val="20"/>
-                <w:rtl w:val="0"/>
-              </w:rPr>
-              <w:t xml:space="preserve">C. Protocol to operations</w:t>
-            </w:r>
-            <w:r>
-              <w:rPr>
-                <w:rtl w:val="0"/>
-              </w:rPr>
-            </w:r>
-          </w:p>
-        </w:tc>
-        <w:tc>
-          <w:tcPr/>
-          <w:p>
-            <w:pPr>
-              <w:spacing w:after="40" w:lineRule="auto"/>
-              <w:rPr/>
-            </w:pPr>
-            <w:r>
-              <w:rPr>
-                <w:sz w:val="20"/>
-                <w:szCs w:val="20"/>
-                <w:rtl w:val="0"/>
-              </w:rPr>
-              <w:t xml:space="preserve">Picks a published carbon removal protocol, chooses the three data requirements hardest to meet in daily operations, and explains how they would set up collection with an operations team.</w:t>
-            </w:r>
-            <w:r>
-              <w:rPr>
-                <w:rtl w:val="0"/>
-              </w:rPr>
-            </w:r>
-          </w:p>
-        </w:tc>
-        <w:tc>
-          <w:tcPr/>
-          <w:p>
-            <w:pPr>
-              <w:spacing w:after="40" w:lineRule="auto"/>
-              <w:rPr/>
-            </w:pPr>
-            <w:r>
-              <w:rPr>
-                <w:sz w:val="20"/>
-                <w:szCs w:val="20"/>
-                <w:rtl w:val="0"/>
-              </w:rPr>
-              <w:t xml:space="preserve">Protocol reading, operations sense, learning speed.</w:t>
-            </w:r>
-            <w:r>
-              <w:rPr>
-                <w:rtl w:val="0"/>
-              </w:rPr>
-            </w:r>
-          </w:p>
-        </w:tc>
-        <w:tc>
-          <w:tcPr/>
-          <w:p>
-            <w:pPr>
-              <w:spacing w:after="40" w:lineRule="auto"/>
-              <w:rPr/>
-            </w:pPr>
-            <w:r>
-              <w:rPr>
-                <w:sz w:val="20"/>
-                <w:szCs w:val="20"/>
-                <w:rtl w:val="0"/>
-              </w:rPr>
-              <w:t xml:space="preserve">Candidates with prior protocol study start ahead; open choice makes comparison harder.</w:t>
-            </w:r>
-            <w:r>
-              <w:rPr>
-                <w:rtl w:val="0"/>
-              </w:rPr>
-            </w:r>
-          </w:p>
-        </w:tc>
-      </w:tr>
-      <w:tr>
-        <w:trPr>
-          <w:cantSplit w:val="1"/>
-          <w:tblHeader w:val="0"/>
-        </w:trPr>
-        <w:tc>
-          <w:tcPr/>
-          <w:p>
-            <w:pPr>
-              <w:spacing w:after="40" w:lineRule="auto"/>
-              <w:rPr/>
-            </w:pPr>
-            <w:r>
-              <w:rPr>
-                <w:sz w:val="20"/>
-                <w:szCs w:val="20"/>
-                <w:rtl w:val="0"/>
-              </w:rPr>
-              <w:t xml:space="preserve">D. Past project, evidence chain</w:t>
-            </w:r>
-            <w:r>
-              <w:rPr>
-                <w:rtl w:val="0"/>
-              </w:rPr>
-            </w:r>
-          </w:p>
-        </w:tc>
-        <w:tc>
-          <w:tcPr/>
-          <w:p>
-            <w:pPr>
-              <w:spacing w:after="40" w:lineRule="auto"/>
-              <w:rPr/>
-            </w:pPr>
-            <w:r>
-              <w:rPr>
-                <w:sz w:val="20"/>
-                <w:szCs w:val="20"/>
-                <w:rtl w:val="0"/>
-              </w:rPr>
-              <w:t xml:space="preserve">Presents one past project as if to a verifier: the headline number, how each input was sourced and checked, the weakest link, and what they would change.</w:t>
-            </w:r>
-            <w:r>
-              <w:rPr>
-                <w:rtl w:val="0"/>
-              </w:rPr>
-            </w:r>
-          </w:p>
-        </w:tc>
-        <w:tc>
-          <w:tcPr/>
-          <w:p>
-            <w:pPr>
-              <w:spacing w:after="40" w:lineRule="auto"/>
-              <w:rPr/>
-            </w:pPr>
-            <w:r>
-              <w:rPr>
-                <w:sz w:val="20"/>
-                <w:szCs w:val="20"/>
-                <w:rtl w:val="0"/>
-              </w:rPr>
-              <w:t xml:space="preserve">Depth on past results; unscripted Q&amp;A.</w:t>
-            </w:r>
-            <w:r>
-              <w:rPr>
-                <w:rtl w:val="0"/>
-              </w:rPr>
-            </w:r>
-          </w:p>
-        </w:tc>
-        <w:tc>
-          <w:tcPr/>
-          <w:p>
-            <w:pPr>
-              <w:spacing w:after="40" w:lineRule="auto"/>
-              <w:rPr/>
-            </w:pPr>
-            <w:r>
-              <w:rPr>
-                <w:sz w:val="20"/>
-                <w:szCs w:val="20"/>
-                <w:rtl w:val="0"/>
-              </w:rPr>
-              <w:t xml:space="preserve">Overlaps stories told in earlier rounds; easiest to rehearse.</w:t>
-            </w:r>
-            <w:r>
-              <w:rPr>
-                <w:rtl w:val="0"/>
-              </w:rPr>
-            </w:r>
-          </w:p>
-        </w:tc>
-      </w:tr>
-    </w:tbl>
-    <w:p>
-      <w:pPr>
-        <w:spacing w:after="40" w:lineRule="auto"/>
-        <w:rPr/>
-      </w:pPr>
-      <w:r>
-        <w:rPr>
-          <w:rtl w:val="0"/>
-        </w:rPr>
-      </w:r>
-    </w:p>
-    <w:p>
-      <w:pPr>
-        <w:pStyle w:val="Heading3"/>
-        <w:rPr/>
-      </w:pPr>
-      <w:r>
-        <w:rPr>
-          <w:rtl w:val="0"/>
-        </w:rPr>
-        <w:t xml:space="preserve">Prompt to send candidates (ready for Erik)</w:t>
-      </w:r>
-    </w:p>
-    <w:tbl>
-      <w:tblPr>
-        <w:tblStyle w:val="Table3"/>
         <w:tblW w:w="9648.0" w:type="dxa"/>
         <w:jc w:val="left"/>
         <w:tblInd w:w="-108.0" w:type="dxa"/>
@@ -816,7 +373,7 @@
       </w:tblGrid>
       <w:tr>
         <w:trPr>
-          <w:cantSplit w:val="1"/>
+          <w:cantSplit w:val="0"/>
           <w:tblHeader w:val="0"/>
         </w:trPr>
         <w:tc>
@@ -1060,7 +617,7 @@
                 <w:bCs w:val="1"/>
                 <w:rtl w:val="0"/>
               </w:rPr>
-              <w:t xml:space="preserve">Part 3 — After three months</w:t>
+              <w:t xml:space="preserve">Part 3 — Continuous Improvement</w:t>
             </w:r>
             <w:r>
               <w:rPr>
@@ -1148,7 +705,7 @@
     </w:p>
     <w:tbl>
       <w:tblPr>
-        <w:tblStyle w:val="Table4"/>
+        <w:tblStyle w:val="Table3"/>
         <w:tblW w:w="9648.000000000002" w:type="dxa"/>
         <w:jc w:val="left"/>
         <w:tblInd w:w="-108.0" w:type="dxa"/>
@@ -1634,7 +1191,7 @@
                 <w:szCs w:val="20"/>
                 <w:rtl w:val="0"/>
               </w:rPr>
-              <w:t xml:space="preserve">3. After three months</w:t>
+              <w:t xml:space="preserve">3. Continuous improvement</w:t>
             </w:r>
             <w:r>
               <w:rPr>
@@ -2706,22 +2263,6 @@
     </w:tblPr>
   </w:style>
   <w:style w:type="table" w:styleId="Table3">
-    <w:basedOn w:val="TableNormal"/>
-    <w:pPr>
-      <w:spacing w:after="0" w:line="240" w:lineRule="auto"/>
-    </w:pPr>
-    <w:tblPr>
-      <w:tblStyleRowBandSize w:val="1"/>
-      <w:tblStyleColBandSize w:val="1"/>
-      <w:tblCellMar>
-        <w:top w:w="0.0" w:type="dxa"/>
-        <w:left w:w="108.0" w:type="dxa"/>
-        <w:bottom w:w="0.0" w:type="dxa"/>
-        <w:right w:w="108.0" w:type="dxa"/>
-      </w:tblCellMar>
-    </w:tblPr>
-  </w:style>
-  <w:style w:type="table" w:styleId="Table4">
     <w:basedOn w:val="TableNormal"/>
     <w:pPr>
       <w:spacing w:after="0" w:line="240" w:lineRule="auto"/>

--- a/outputs/mrv-operational-documents/MRV_Analyst_Onsite_Interview_Prep_2026-10-14.docx
+++ b/outputs/mrv-operational-documents/MRV_Analyst_Onsite_Interview_Prep_2026-10-14.docx
@@ -623,6 +623,19 @@
               <w:rPr>
                 <w:rtl w:val="0"/>
               </w:rPr>
+            </w:r>
+          </w:p>
+          <w:p>
+            <w:pPr>
+              <w:spacing w:after="60" w:lineRule="auto"/>
+              <w:ind w:left="0" w:firstLine="0"/>
+              <w:rPr/>
+            </w:pPr>
+            <w:r>
+              <w:rPr>
+                <w:rtl w:val="0"/>
+              </w:rPr>
+              <w:t xml:space="preserve">Over the first three months:</w:t>
             </w:r>
           </w:p>
           <w:p>
